--- a/docs/de_cuong/De_Cuong_Chi_Tiet_Mamba_ASR.docx
+++ b/docs/de_cuong/De_Cuong_Chi_Tiet_Mamba_ASR.docx
@@ -38,7 +38,7 @@
     </w:p>
     <w:p>
       <w:r>
-        <w:t>Thời gian làm luận văn: Học kỳ 1, năm học 2026-2027 (từ Tuần 1 đến Tuần 15)</w:t>
+        <w:t xml:space="preserve">Thời gian làm luận văn: Học kỳ 1, năm học 2026-2027 </w:t>
       </w:r>
     </w:p>
     <w:p>
@@ -82,7 +82,10 @@
         <w:ind w:left="283"/>
       </w:pPr>
       <w:r>
-        <w:t>Xây dựng một pipeline ASR dạng CTC dùng chung (front-end trích xuất đặc trưng, CTC head, tokenizer), chỉ hoán đổi khối encoder để đảm bảo so sánh công bằng, có kiểm soát (matched-parameter).</w:t>
+        <w:t>Xây dựng một pipeline ASR dạng CTC dùng chung (front-end trích xuất đặc trưng, CTC head, tokenizer), chỉ hoán đổi khối encoder để đảm bảo so sánh công bằng, có kiểm soát</w:t>
+      </w:r>
+      <w:r>
+        <w:t>.</w:t>
       </w:r>
     </w:p>
     <w:p>
@@ -92,7 +95,10 @@
         <w:ind w:left="283"/>
       </w:pPr>
       <w:r>
-        <w:t>Huấn luyện từ đầu (from scratch) hai mô hình Mamba-CTC và Conformer-CTC trên bộ dữ liệu VietSuperSpeech (tiếng Việt hội thoại tự nhiên).</w:t>
+        <w:t>Huấn luyện từ đầu (from scratch) hai mô hình Mamba-CTC và Conformer-CTC trên bộ dữ liệu VietSuperSpeech</w:t>
+      </w:r>
+      <w:r>
+        <w:t>.</w:t>
       </w:r>
     </w:p>
     <w:p>
@@ -117,25 +123,31 @@
     </w:p>
     <w:p>
       <w:pPr>
-        <w:spacing w:before="240"/>
-      </w:pPr>
-      <w:r>
+        <w:spacing w:after="200" w:line="276" w:lineRule="auto"/>
         <w:rPr>
-          <w:sz w:val="24"/>
+          <w:b/>
+          <w:sz w:val="28"/>
         </w:rPr>
-        <w:t>Đề cương viết luận văn: (theo kiểu mục lục các phần, chương mục …)</w:t>
-      </w:r>
-    </w:p>
-    <w:p>
-      <w:pPr>
-        <w:spacing w:before="240"/>
-        <w:jc w:val="center"/>
       </w:pPr>
       <w:r>
         <w:rPr>
           <w:b/>
           <w:sz w:val="28"/>
         </w:rPr>
+        <w:br w:type="page"/>
+      </w:r>
+    </w:p>
+    <w:p>
+      <w:pPr>
+        <w:spacing w:before="240"/>
+        <w:jc w:val="center"/>
+      </w:pPr>
+      <w:r>
+        <w:rPr>
+          <w:b/>
+          <w:sz w:val="28"/>
+        </w:rPr>
+        <w:lastRenderedPageBreak/>
         <w:t>MỤC LỤC</w:t>
       </w:r>
     </w:p>
@@ -166,8 +178,13 @@
         <w:jc w:val="both"/>
       </w:pPr>
       <w:r>
-        <w:lastRenderedPageBreak/>
-        <w:t>Các hệ thống ASR tiếng Việt hiện nay chủ yếu dùng encoder dạng Transformer/Conformer, có độ phức tạp tính toán bậc hai theo độ dài chuỗi (O(n²)), khiến chi phí suy luận tăng nhanh khi xử lý audio dài hoặc hội thoại liên tục — một hạn chế đáng kể khi triển khai thực tế trên thiết bị có tài nguyên hạn chế. Từ năm 2023-2025, kiến trúc Mamba (State Space Model có chọn lọc) nổi lên như một hướng thay thế cơ chế self-attention, với độ phức tạp tuyến tính O(n), và đã cho kết quả cạnh tranh hoặc vượt trội Conformer trên tiếng Anh, tiếng Hoa và một số ngôn ngữ khác (Samba-ASR, Mamba for Streaming ASR, MLMA...). Tuy nhiên, cho đến thời điểm thực hiện đề tài, chưa có nghiên cứu nào so sánh có kiểm soát (cùng pipeline, khớp số tham số) giữa Mamba và Conformer cho bài toán ASR tiếng Việt, đặc biệt trên dữ liệu hội thoại tự nhiên, nhiều nhiễu như VietSuperSpeech. Đây là khoảng trống nghiên cứu cụ thể, đồng thời có ý nghĩa thực tiễn: nếu Mamba cho kết quả tương đương hoặc tốt hơn Conformer với chi phí suy luận thấp hơn, đây là cơ sở kỹ thuật để xây dựng các hệ thống ASR tiếng Việt tiết kiệm tài nguyên hơn.</w:t>
+        <w:t>Các hệ thống ASR tiếng Việt hiện nay chủ yếu dùng encoder dạng Transformer, có độ phức tạp tính toán bậc hai theo độ dài chuỗi (O(n²)), khiến chi phí suy luận tăng nhanh khi xử lý audio dài hoặc hội thoại liên tục</w:t>
+      </w:r>
+      <w:r>
+        <w:t>. Là</w:t>
+      </w:r>
+      <w:r>
+        <w:t xml:space="preserve"> một hạn chế đáng kể khi triển khai thực tế trên thiết bị có tài nguyên hạn chế. Từ năm 2023-2025, kiến trúc Mamba (State Space Model có chọn lọc) nổi lên như một hướng thay thế cơ chế self-attention, với độ phức tạp tuyến tính O(n), và đã cho kết quả cạnh tranh hoặc vượt trội Conformer trên tiếng Anh, tiếng Hoa và một số ngôn ngữ khác (Samba-ASR, Mamba for Streaming ASR, MLMA...). Tuy nhiên, cho đến thời điểm thực hiện đề tài, chưa có nghiên cứu nào so sánh có kiểm soát (cùng pipeline, khớp số tham số) giữa Mamba và Conformer cho bài toán ASR tiếng Việt, đặc biệt trên dữ liệu hội thoại tự nhiên, nhiều nhiễu như VietSuperSpeech. Đây là khoảng trống nghiên cứu cụ thể, đồng thời có ý nghĩa thực tiễn: nếu Mamba cho kết quả tương đương hoặc tốt hơn Conformer với chi phí suy luận thấp hơn, đây là cơ sở kỹ thuật để xây dựng các hệ thống ASR tiếng Việt tiết kiệm tài nguyên hơn.</w:t>
       </w:r>
     </w:p>
     <w:p>
@@ -186,7 +203,19 @@
         <w:jc w:val="both"/>
       </w:pPr>
       <w:r>
-        <w:t>Xây dựng và so sánh có kiểm soát (matched-parameter, cùng pipeline huấn luyện) hai kiến trúc encoder — Mamba (SSM) và Conformer — trong bài toán ASR tiếng Việt hội thoại, nhằm trả lời ba câu hỏi nghiên cứu:</w:t>
+        <w:t xml:space="preserve">Xây dựng và so sánh có kiểm soát hai kiến trúc encoder </w:t>
+      </w:r>
+      <w:r>
+        <w:t>-</w:t>
+      </w:r>
+      <w:r>
+        <w:t xml:space="preserve"> Mamba (SSM) và Conformer </w:t>
+      </w:r>
+      <w:r>
+        <w:t>-</w:t>
+      </w:r>
+      <w:r>
+        <w:t xml:space="preserve"> trong bài toán ASR tiếng Việt hội thoại, nhằm trả lời ba câu hỏi nghiên cứu:</w:t>
       </w:r>
     </w:p>
     <w:p>
@@ -232,11 +261,14 @@
         <w:jc w:val="both"/>
       </w:pPr>
       <w:r>
-        <w:t xml:space="preserve">Phương pháp nghiên cứu thực nghiệm dạng ablation study (nghiên cứu so sánh có kiểm soát biến). Thiết kế một pipeline ASR CTC dùng chung gồm: front-end trích xuất đặc trưng log-mel spectrogram, bộ tokenizer BPE tiếng Việt, và CTC head — chỉ hoán đổi </w:t>
+        <w:lastRenderedPageBreak/>
+        <w:t>Phương pháp nghiên cứu thực nghiệm so sánh có kiểm soát biến. Thiết kế một pipeline ASR CTC dùng chung gồm: front-end trích xuất đặc trưng log-mel spectrogram, bộ tokenizer BPE tiếng Việt, và CTC head</w:t>
       </w:r>
       <w:r>
-        <w:lastRenderedPageBreak/>
-        <w:t>duy nhất khối encoder giữa Mamba và Conformer, đồng thời khớp số lượng tham số giữa hai mô hình để đảm bảo tính công bằng khi so sánh. Cả hai mô hình được huấn luyện từ đầu (from scratch, không dùng pretrained cross-lingual) trên tập train của VietSuperSpeech. Đánh giá độ chính xác bằng WER trên tập dev-test gốc và một tập "clean test" gồm 200-300 câu được hiệu đính thủ công (lấy mẫu ngẫu nhiên với seed cố định) để giảm nhiễu từ nhãn giả (pseudo-label) của dữ liệu gốc. Đo RTF/latency theo các nhóm (bucket) độ dài audio khác nhau. Phân tích lỗi định tính theo một taxonomy khoảng 5-6 loại lỗi phổ biến (thiếu âm, thừa âm, nhầm từ đồng âm, lỗi do nhiễu nền, v.v.), đếm và so sánh tần suất giữa hai mô hình.</w:t>
+        <w:t>,</w:t>
+      </w:r>
+      <w:r>
+        <w:t xml:space="preserve"> chỉ hoán đổi duy nhất khối encoder giữa Mamba và Conformer, đồng thời khớp số lượng tham số giữa hai mô hình để đảm bảo tính công bằng khi so sánh. Cả hai mô hình được huấn luyện từ đầu (from scratch, không dùng pretrained cross-lingual) trên tập train của VietSuperSpeech. Đánh giá độ chính xác bằng WER trên tập dev-test gốc và một tập "clean test" gồm 200-300 câu được hiệu đính thủ công (lấy mẫu ngẫu nhiên với seed cố định) để giảm nhiễu từ nhãn giả (pseudo-label) của dữ liệu gốc. Đo RTF/latency theo các nhóm (bucket) độ dài audio khác nhau. Phân tích lỗi định tính theo một taxonomy khoảng 5-6 loại lỗi phổ biến (thiếu âm, thừa âm, nhầm từ đồng âm, lỗi do nhiễu nền, v.v.), đếm và so sánh tần suất giữa hai mô hình.</w:t>
       </w:r>
     </w:p>
     <w:p>
@@ -298,7 +330,56 @@
         <w:ind w:left="283"/>
       </w:pPr>
       <w:r>
-        <w:t>Dữ liệu giới hạn trong bộ VietSuperSpeech (52.023 cặp audio-text, 267,39 giờ; train 46.822 mẫu/240,67 giờ, dev-test 5.201 mẫu/26,72 giờ).</w:t>
+        <w:t>Dữ liệu giới hạn trong bộ VietSuperSpeech (</w:t>
+      </w:r>
+      <w:r>
+        <w:t>67.405</w:t>
+      </w:r>
+      <w:r>
+        <w:rPr>
+          <w:b/>
+          <w:bCs/>
+        </w:rPr>
+        <w:t xml:space="preserve"> </w:t>
+      </w:r>
+      <w:r>
+        <w:t xml:space="preserve">cặp audio-text, </w:t>
+      </w:r>
+      <w:r>
+        <w:t>245,42h</w:t>
+      </w:r>
+      <w:r>
+        <w:t xml:space="preserve"> giờ; train </w:t>
+      </w:r>
+      <w:r>
+        <w:t>60.656</w:t>
+      </w:r>
+      <w:r>
+        <w:t xml:space="preserve"> </w:t>
+      </w:r>
+      <w:r>
+        <w:t>mẫu/</w:t>
+      </w:r>
+      <w:r>
+        <w:t>220,84</w:t>
+      </w:r>
+      <w:r>
+        <w:t xml:space="preserve"> giờ, </w:t>
+      </w:r>
+      <w:r>
+        <w:t>645 nguồn video khác nhau</w:t>
+      </w:r>
+      <w:r>
+        <w:t xml:space="preserve">. </w:t>
+      </w:r>
+      <w:r>
+        <w:t xml:space="preserve">dev-test </w:t>
+      </w:r>
+      <w:r>
+        <w:t>6.749 mẫu, 24,57 giờ</w:t>
+      </w:r>
+      <w:r>
+        <w:t>).</w:t>
       </w:r>
     </w:p>
     <w:p>
@@ -308,7 +389,13 @@
         <w:ind w:left="283"/>
       </w:pPr>
       <w:r>
-        <w:t>Huấn luyện trên hạ tầng Google Colab free-tier (GPU T4) — quy mô mô hình và số epoch huấn luyện bị giới hạn bởi tài nguyên này.</w:t>
+        <w:t>Huấn luyện trên hạ tầng Google Colab free-tier (GPU T4)</w:t>
+      </w:r>
+      <w:r>
+        <w:t>,</w:t>
+      </w:r>
+      <w:r>
+        <w:t xml:space="preserve"> quy mô mô hình và số epoch huấn luyện bị giới hạn bởi tài nguyên này.</w:t>
       </w:r>
     </w:p>
     <w:p>
@@ -337,11 +424,20 @@
         <w:jc w:val="both"/>
       </w:pPr>
       <w:r>
-        <w:t xml:space="preserve">Các nghiên cứu gần đây (2023-2025) cho thấy Mamba là một hướng thay thế tiềm năng cho self-attention trong ASR: Samba-ASR (arXiv:2501.02832) đạt kết quả state-of-the-art trên các benchmark tiếng Anh bằng kiến trúc SSM thuần; nghiên cứu về SSM cho whispered/multi-dialect speech (arXiv:2506.16969) cho thấy Mamba xử lý tốt các biến </w:t>
+        <w:t xml:space="preserve">Các nghiên cứu gần đây (2023-2025) cho thấy Mamba là một hướng thay thế tiềm năng cho self-attention trong ASR: Samba-ASR (arXiv:2501.02832) đạt kết quả state-of-the-art </w:t>
       </w:r>
       <w:r>
         <w:lastRenderedPageBreak/>
-        <w:t>thể giọng nói khó; "Mamba for Streaming ASR Combined with Unimodal Aggregation" (arXiv:2410.00070) báo cáo trên AISHELL-1 rằng Mamba đạt CER 5,55% so với Conformer-CTC 7,49%, đồng thời latency thấp hơn (494ms so với 727ms); ConMamba đề xuất kết hợp Conformer và Mamba; MLMA (arXiv:2510.18684) mở rộng hướng tiếp cận Mamba sang ASR đa ngôn ngữ. Điểm chung của các công trình này là đều thực hiện trên tiếng Anh, tiếng Hoa hoặc dữ liệu đa ngôn ngữ có chất lượng thu âm tương đối tốt (đọc sẵn kịch bản/phòng thu). Điểm còn thiếu: chưa có công trình nào áp dụng và so sánh có kiểm soát kiến trúc Mamba với Conformer cho tiếng Việt, đặc biệt trên dữ liệu hội thoại tự nhiên, nhiều nhiễu, thu thập từ nguồn thực tế (YouTube) như VietSuperSpeech — đây là khoảng trống mà đề tài hướng tới lấp đầy.</w:t>
+        <w:t>trên các benchmark tiếng Anh bằng kiến trúc SSM thuần; nghiên cứu về SSM cho whispered/multi-dialect speech (arXiv:2506.16969) cho thấy Mamba xử lý tốt các biến thể giọng nói khó; "Mamba for Streaming ASR Combined with Unimodal Aggregation" (arXiv:2410.00070) báo cáo trên AISHELL-1 rằng Mamba đạt CER 5,55% so với Conformer-CTC 7,49%, đồng thời latency thấp hơn (494ms so với 727ms); ConMamba đề xuất kết hợp Conformer và Mamba; MLMA (arXiv:2510.18684) mở rộng hướng tiếp cận Mamba sang ASR đa ngôn ngữ. Điểm chung của các công trình này là đều thực hiện trên tiếng Anh, tiếng Hoa hoặc dữ liệu đa ngôn ngữ có chất lượng thu âm tương đối tốt (đọc sẵn kịch bản/phòng thu).</w:t>
+      </w:r>
+      <w:r>
+        <w:t xml:space="preserve"> Song</w:t>
+      </w:r>
+      <w:r>
+        <w:t xml:space="preserve"> chưa có công trình nào áp dụng và so sánh có kiểm soát kiến trúc Mamba với Conformer cho tiếng Việt, đặc biệt trên dữ liệu hội thoại tự nhiên, nhiều nhiễu, thu thập từ nguồn thực tế (YouTube) như VietSuperSpeech</w:t>
+      </w:r>
+      <w:r>
+        <w:t>.</w:t>
       </w:r>
     </w:p>
     <w:p>
@@ -407,13 +503,28 @@
     </w:p>
     <w:p>
       <w:pPr>
-        <w:spacing w:before="240"/>
+        <w:spacing w:after="200" w:line="276" w:lineRule="auto"/>
+        <w:rPr>
+          <w:b/>
+        </w:rPr>
       </w:pPr>
       <w:r>
         <w:rPr>
           <w:b/>
         </w:rPr>
-        <w:t>Phần NỘI DUNG (chia thành từng chương)</w:t>
+        <w:br w:type="page"/>
+      </w:r>
+    </w:p>
+    <w:p>
+      <w:pPr>
+        <w:spacing w:before="240"/>
+      </w:pPr>
+      <w:r>
+        <w:rPr>
+          <w:b/>
+        </w:rPr>
+        <w:lastRenderedPageBreak/>
+        <w:t xml:space="preserve">Phần NỘI DUNG </w:t>
       </w:r>
     </w:p>
     <w:p>
@@ -465,7 +576,6 @@
         <w:ind w:left="283"/>
       </w:pPr>
       <w:r>
-        <w:lastRenderedPageBreak/>
         <w:t>Cơ sở toán học của State Space Model (S4, S6/Mamba): cơ chế selective scan, so sánh độ phức tạp tính toán O(n) so với O(n²) của self-attention.</w:t>
       </w:r>
     </w:p>
@@ -598,17 +708,36 @@
         <w:jc w:val="both"/>
       </w:pPr>
       <w:r>
-        <w:t>Tóm tắt đóng góp chính của luận văn (pipeline so sánh có kiểm soát Mamba vs Conformer đầu tiên cho ASR tiếng Việt hội thoại), hạn chế của đề tài (quy mô mô hình/dữ liệu giới hạn bởi tài nguyên Colab free-tier, nhãn dữ liệu là pseudo-label), và hướng phát triển (mở rộng dữ liệu, thử nghiệm kiến trúc lai ConMamba, triển khai thực tế trên thiết bị biên).</w:t>
+        <w:t xml:space="preserve">Tóm tắt đóng góp chính của luận văn (pipeline so sánh có kiểm soát Mamba vs Conformer đầu tiên cho ASR tiếng Việt hội thoại), hạn chế của đề tài (quy mô mô </w:t>
+      </w:r>
+      <w:r>
+        <w:lastRenderedPageBreak/>
+        <w:t>hình/dữ liệu giới hạn bởi tài nguyên Colab free-tier, nhãn dữ liệu là pseudo-label), và hướng phát triển (mở rộng dữ liệu, thử nghiệm kiến trúc lai ConMamba, triển khai thực tế trên thiết bị biên).</w:t>
       </w:r>
     </w:p>
     <w:p>
       <w:pPr>
-        <w:spacing w:before="240"/>
+        <w:spacing w:after="200" w:line="276" w:lineRule="auto"/>
+        <w:rPr>
+          <w:b/>
+        </w:rPr>
       </w:pPr>
       <w:r>
         <w:rPr>
           <w:b/>
         </w:rPr>
+        <w:br w:type="page"/>
+      </w:r>
+    </w:p>
+    <w:p>
+      <w:pPr>
+        <w:spacing w:before="240"/>
+      </w:pPr>
+      <w:r>
+        <w:rPr>
+          <w:b/>
+        </w:rPr>
+        <w:lastRenderedPageBreak/>
         <w:t>Tài liệu tham khảo</w:t>
       </w:r>
     </w:p>
@@ -619,7 +748,6 @@
     </w:p>
     <w:p>
       <w:r>
-        <w:lastRenderedPageBreak/>
         <w:t>[2] State-Space Models in Efficient Whispered and Multi-dialect Speech Recognition, arXiv:2506.16969, 2025.</w:t>
       </w:r>
     </w:p>
@@ -831,7 +959,15 @@
                 <w:i/>
                 <w:sz w:val="22"/>
               </w:rPr>
-              <w:t>Rủi ro cao nhất của đề tài: nếu mamba-ssm không chạy được trên T4, cần phương án dự phòng (Mamba thuần PyTorch, không kernel CUDA tối ưu)</w:t>
+              <w:t xml:space="preserve">Rủi ro cao nhất của đề tài: nếu mamba-ssm không chạy được trên T4, cần phương án dự phòng (Mamba </w:t>
+            </w:r>
+            <w:r>
+              <w:rPr>
+                <w:i/>
+                <w:sz w:val="22"/>
+              </w:rPr>
+              <w:lastRenderedPageBreak/>
+              <w:t>thuần PyTorch, không kernel CUDA tối ưu)</w:t>
             </w:r>
           </w:p>
         </w:tc>
@@ -852,6 +988,7 @@
               <w:rPr>
                 <w:sz w:val="24"/>
               </w:rPr>
+              <w:lastRenderedPageBreak/>
               <w:t>2</w:t>
             </w:r>
           </w:p>
@@ -884,14 +1021,7 @@
               <w:rPr>
                 <w:sz w:val="24"/>
               </w:rPr>
-              <w:t xml:space="preserve">Chuẩn bị dữ liệu: tải VietSuperSpeech, kiểm tra/khảo sát thống kê, trích xuất đặc trưng log-mel </w:t>
-            </w:r>
-            <w:r>
-              <w:rPr>
-                <w:sz w:val="24"/>
-              </w:rPr>
-              <w:lastRenderedPageBreak/>
-              <w:t>spectrogram, xây bộ tokenizer BPE tiếng Việt; tạo tập clean-test 200-300 câu hiệu đính thủ công (seed cố định).</w:t>
+              <w:t>Chuẩn bị dữ liệu: tải VietSuperSpeech, kiểm tra/khảo sát thống kê, trích xuất đặc trưng log-mel spectrogram, xây bộ tokenizer BPE tiếng Việt; tạo tập clean-test 200-300 câu hiệu đính thủ công (seed cố định).</w:t>
             </w:r>
           </w:p>
         </w:tc>
@@ -1524,6 +1654,7 @@
                 <w:i/>
                 <w:sz w:val="22"/>
               </w:rPr>
+              <w:lastRenderedPageBreak/>
               <w:t>(Trần Vũ Khanh)</w:t>
             </w:r>
           </w:p>
@@ -1540,6 +1671,7 @@
               <w:rPr>
                 <w:b/>
               </w:rPr>
+              <w:lastRenderedPageBreak/>
               <w:t>Ý kiến của giáo viên hướng dẫn</w:t>
             </w:r>
           </w:p>
@@ -1552,6 +1684,7 @@
                 <w:i/>
                 <w:sz w:val="22"/>
               </w:rPr>
+              <w:lastRenderedPageBreak/>
               <w:t>(ký và ghi rõ họ tên)</w:t>
             </w:r>
           </w:p>
@@ -2381,7 +2514,6 @@
   <w:style w:type="character" w:default="1" w:styleId="DefaultParagraphFont">
     <w:name w:val="Default Paragraph Font"/>
     <w:uiPriority w:val="1"/>
-    <w:semiHidden/>
     <w:unhideWhenUsed/>
   </w:style>
   <w:style w:type="table" w:default="1" w:styleId="TableNormal">
